--- a/paper/Presubmission_Inquiries.docx
+++ b/paper/Presubmission_Inquiries.docx
@@ -2,7 +2,7 @@
 <file path=word/document.xml><?xml version="1.0" encoding="utf-8"?>
 <w:document xmlns:w="http://schemas.openxmlformats.org/wordprocessingml/2006/main" xmlns:m="http://schemas.openxmlformats.org/officeDocument/2006/math" xmlns:r="http://schemas.openxmlformats.org/officeDocument/2006/relationships" xmlns:o="urn:schemas-microsoft-com:office:office" xmlns:v="urn:schemas-microsoft-com:vml" xmlns:w10="urn:schemas-microsoft-com:office:word" xmlns:a="http://schemas.openxmlformats.org/drawingml/2006/main" xmlns:pic="http://schemas.openxmlformats.org/drawingml/2006/picture" xmlns:wp="http://schemas.openxmlformats.org/drawingml/2006/wordprocessingDrawing">
   <w:body>
-    <w:bookmarkStart w:id="16" w:name="pre-submission-inquiry-emails"/>
+    <w:bookmarkStart w:id="17" w:name="pre-submission-inquiry-emails"/>
     <w:p>
       <w:pPr>
         <w:pStyle w:val="Heading1"/>
@@ -265,13 +265,25 @@
           <w:b/>
           <w:bCs/>
         </w:rPr>
-        <w:t xml:space="preserve">Send all of them the same day.</w:t>
-      </w:r>
-      <w:r>
-        <w:t xml:space="preserve"> </w:t>
-      </w:r>
-      <w:r>
-        <w:t xml:space="preserve">Inquiries are not exclusive; submissions are.</w:t>
+        <w:t xml:space="preserve">Send all four the same day.</w:t>
+      </w:r>
+      <w:r>
+        <w:t xml:space="preserve"> </w:t>
+      </w:r>
+      <w:r>
+        <w:t xml:space="preserve">Inquiries are not exclusive; submissions are. A</w:t>
+      </w:r>
+      <w:r>
+        <w:t xml:space="preserve"> </w:t>
+      </w:r>
+      <w:r>
+        <w:t xml:space="preserve">positive reply obligates you to nothing, so there is no reason to stagger them</w:t>
+      </w:r>
+      <w:r>
+        <w:t xml:space="preserve"> </w:t>
+      </w:r>
+      <w:r>
+        <w:t xml:space="preserve">or to hold any venue back.</w:t>
       </w:r>
     </w:p>
     <w:p>
@@ -297,7 +309,75 @@
       </w:r>
     </w:p>
     <w:bookmarkEnd w:id="9"/>
-    <w:bookmarkStart w:id="10" w:name="reading-the-reply"/>
+    <w:bookmarkStart w:id="10" w:name="the-question-worth-asking-first"/>
+    <w:p>
+      <w:pPr>
+        <w:pStyle w:val="Heading2"/>
+      </w:pPr>
+      <w:r>
+        <w:t xml:space="preserve">The question worth asking first</w:t>
+      </w:r>
+    </w:p>
+    <w:p>
+      <w:pPr>
+        <w:pStyle w:val="FirstParagraph"/>
+      </w:pPr>
+      <w:r>
+        <w:t xml:space="preserve">The single most decision-relevant unknown in the whole venue plan is whether</w:t>
+      </w:r>
+      <w:r>
+        <w:t xml:space="preserve"> </w:t>
+      </w:r>
+      <w:r>
+        <w:t xml:space="preserve">ImmunoInformatics will waive its USD 1,900 fee. Everything else about that journal</w:t>
+      </w:r>
+      <w:r>
+        <w:t xml:space="preserve"> </w:t>
+      </w:r>
+      <w:r>
+        <w:t xml:space="preserve">already favours it — it published both IMMREP workshop reports, so its editors and</w:t>
+      </w:r>
+      <w:r>
+        <w:t xml:space="preserve"> </w:t>
+      </w:r>
+      <w:r>
+        <w:t xml:space="preserve">reviewers are the community that built the benchmark you scored yourself against,</w:t>
+      </w:r>
+      <w:r>
+        <w:t xml:space="preserve"> </w:t>
+      </w:r>
+      <w:r>
+        <w:t xml:space="preserve">and a negative benchmarking result needs no justification there.</w:t>
+      </w:r>
+    </w:p>
+    <w:p>
+      <w:pPr>
+        <w:pStyle w:val="BodyText"/>
+      </w:pPr>
+      <w:r>
+        <w:t xml:space="preserve">Cost is the only thing pushing it to fifth place in</w:t>
+      </w:r>
+      <w:r>
+        <w:t xml:space="preserve"> </w:t>
+      </w:r>
+      <w:r>
+        <w:rPr>
+          <w:rStyle w:val="VerbatimChar"/>
+        </w:rPr>
+        <w:t xml:space="preserve">paper/venue-plan.md</w:t>
+      </w:r>
+      <w:r>
+        <w:t xml:space="preserve">. If a</w:t>
+      </w:r>
+      <w:r>
+        <w:t xml:space="preserve"> </w:t>
+      </w:r>
+      <w:r>
+        <w:t xml:space="preserve">waiver is available, it goes to first. Ask on day one, not after three rejections.</w:t>
+      </w:r>
+    </w:p>
+    <w:bookmarkEnd w:id="10"/>
+    <w:bookmarkStart w:id="11" w:name="reading-the-reply"/>
     <w:p>
       <w:pPr>
         <w:pStyle w:val="Heading2"/>
@@ -441,8 +521,8 @@
         </w:pict>
       </w:r>
     </w:p>
-    <w:bookmarkEnd w:id="10"/>
-    <w:bookmarkStart w:id="11" w:name="X8f4cb513262d9d74e49c36d28eb4ab3dffb244b"/>
+    <w:bookmarkEnd w:id="11"/>
+    <w:bookmarkStart w:id="12" w:name="X8f4cb513262d9d74e49c36d28eb4ab3dffb244b"/>
     <w:p>
       <w:pPr>
         <w:pStyle w:val="Heading2"/>
@@ -634,8 +714,8 @@
         <w:t xml:space="preserve">erick.tejkowski@gmail.com</w:t>
       </w:r>
     </w:p>
-    <w:bookmarkEnd w:id="11"/>
-    <w:bookmarkStart w:id="12" w:name="X486f2a59c489178d82c083843b40de19183e310"/>
+    <w:bookmarkEnd w:id="12"/>
+    <w:bookmarkStart w:id="13" w:name="X486f2a59c489178d82c083843b40de19183e310"/>
     <w:p>
       <w:pPr>
         <w:pStyle w:val="Heading2"/>
@@ -805,8 +885,8 @@
         <w:t xml:space="preserve">[as above]</w:t>
       </w:r>
     </w:p>
-    <w:bookmarkEnd w:id="12"/>
-    <w:bookmarkStart w:id="13" w:name="molecular-immunology-elsevier"/>
+    <w:bookmarkEnd w:id="13"/>
+    <w:bookmarkStart w:id="14" w:name="molecular-immunology-elsevier"/>
     <w:p>
       <w:pPr>
         <w:pStyle w:val="Heading2"/>
@@ -968,14 +1048,14 @@
         <w:t xml:space="preserve">[as above]</w:t>
       </w:r>
     </w:p>
-    <w:bookmarkEnd w:id="13"/>
-    <w:bookmarkStart w:id="14" w:name="X302f28bbf5c4297ff68e44d096ee4cd02b516f0"/>
+    <w:bookmarkEnd w:id="14"/>
+    <w:bookmarkStart w:id="15" w:name="X884910238f8e96dcdcccca67ab47c8013666c8b"/>
     <w:p>
       <w:pPr>
         <w:pStyle w:val="Heading2"/>
       </w:pPr>
       <w:r>
-        <w:t xml:space="preserve">4. ImmunoInformatics (Elsevier) — hold in reserve</w:t>
+        <w:t xml:space="preserve">4. ImmunoInformatics (Elsevier) — send this one first</w:t>
       </w:r>
     </w:p>
     <w:p>
@@ -983,19 +1063,85 @@
         <w:pStyle w:val="FirstParagraph"/>
       </w:pPr>
       <w:r>
-        <w:t xml:space="preserve">Only send this if the free venues decline on scope. No inquiry is really needed —</w:t>
-      </w:r>
-      <w:r>
-        <w:t xml:space="preserve"> </w:t>
-      </w:r>
-      <w:r>
-        <w:t xml:space="preserve">they publish the IMMREP post-mortems, so scope is not in doubt — but it is worth</w:t>
-      </w:r>
-      <w:r>
-        <w:t xml:space="preserve"> </w:t>
-      </w:r>
-      <w:r>
-        <w:t xml:space="preserve">asking about a fee waiver in the same message.</w:t>
+        <w:t xml:space="preserve">Send it with the others, on the same day. There is no reason to hold it back:</w:t>
+      </w:r>
+      <w:r>
+        <w:t xml:space="preserve"> </w:t>
+      </w:r>
+      <w:r>
+        <w:t xml:space="preserve">asking costs nothing, inquiries are not exclusive, and a</w:t>
+      </w:r>
+      <w:r>
+        <w:t xml:space="preserve"> </w:t>
+      </w:r>
+      <w:r>
+        <w:t xml:space="preserve">“yes”</w:t>
+      </w:r>
+      <w:r>
+        <w:t xml:space="preserve"> </w:t>
+      </w:r>
+      <w:r>
+        <w:t xml:space="preserve">obligates you to</w:t>
+      </w:r>
+      <w:r>
+        <w:t xml:space="preserve"> </w:t>
+      </w:r>
+      <w:r>
+        <w:t xml:space="preserve">nothing.</w:t>
+      </w:r>
+    </w:p>
+    <w:p>
+      <w:pPr>
+        <w:pStyle w:val="BodyText"/>
+      </w:pPr>
+      <w:r>
+        <w:t xml:space="preserve">It is arguably the</w:t>
+      </w:r>
+      <w:r>
+        <w:t xml:space="preserve"> </w:t>
+      </w:r>
+      <w:r>
+        <w:rPr>
+          <w:b/>
+          <w:bCs/>
+        </w:rPr>
+        <w:t xml:space="preserve">most</w:t>
+      </w:r>
+      <w:r>
+        <w:t xml:space="preserve"> </w:t>
+      </w:r>
+      <w:r>
+        <w:t xml:space="preserve">valuable of the four, because it carries the one</w:t>
+      </w:r>
+      <w:r>
+        <w:t xml:space="preserve"> </w:t>
+      </w:r>
+      <w:r>
+        <w:t xml:space="preserve">question whose answer could reorder the entire plan. Scope is not in doubt — this</w:t>
+      </w:r>
+      <w:r>
+        <w:t xml:space="preserve"> </w:t>
+      </w:r>
+      <w:r>
+        <w:t xml:space="preserve">journal publishes the IMMREP post-mortems — so the real unknown is the fee. If a</w:t>
+      </w:r>
+      <w:r>
+        <w:t xml:space="preserve"> </w:t>
+      </w:r>
+      <w:r>
+        <w:t xml:space="preserve">waiver is available, ImmunoInformatics becomes both the best scientific fit and</w:t>
+      </w:r>
+      <w:r>
+        <w:t xml:space="preserve"> </w:t>
+      </w:r>
+      <w:r>
+        <w:t xml:space="preserve">free, and it goes from fifth choice to first. If no waiver is available, you have</w:t>
+      </w:r>
+      <w:r>
+        <w:t xml:space="preserve"> </w:t>
+      </w:r>
+      <w:r>
+        <w:t xml:space="preserve">learned that for the price of an email.</w:t>
       </w:r>
     </w:p>
     <w:p>
@@ -1157,8 +1303,8 @@
         </w:pict>
       </w:r>
     </w:p>
-    <w:bookmarkEnd w:id="14"/>
-    <w:bookmarkStart w:id="15" w:name="before-sending"/>
+    <w:bookmarkEnd w:id="15"/>
+    <w:bookmarkStart w:id="16" w:name="before-sending"/>
     <w:p>
       <w:pPr>
         <w:pStyle w:val="Heading2"/>
@@ -1202,8 +1348,8 @@
         <w:t xml:space="preserve">emails claims anything the paper does not support.</w:t>
       </w:r>
     </w:p>
-    <w:bookmarkEnd w:id="15"/>
     <w:bookmarkEnd w:id="16"/>
+    <w:bookmarkEnd w:id="17"/>
     <w:sectPr>
       <w:footnotePr>
         <w:numRestart w:val="eachSect"/>
